--- a/Selenium_WebDriver/reports/Drug_Category_Test_Report.docx
+++ b/Selenium_WebDriver/reports/Drug_Category_Test_Report.docx
@@ -28,7 +28,7 @@
           <w:color w:val="000000"/>
           <w:sz w:val="26"/>
         </w:rPr>
-        <w:t>Thời gian tạo báo cáo: 07/09/2026 19:12:19</w:t>
+        <w:t>Thời gian tạo báo cáo: 14/09/2026 19:39:36</w:t>
       </w:r>
     </w:p>
     <w:p/>
@@ -410,22 +410,22 @@
                 <w:color w:val="000000"/>
                 <w:sz w:val="26"/>
               </w:rPr>
-              <w:t>07/09/2026 18:59:08</w:t>
-            </w:r>
-          </w:p>
-        </w:tc>
-        <w:tc>
-          <w:tcPr>
-            <w:tcW w:type="dxa" w:w="1440"/>
-          </w:tcPr>
-          <w:p>
-            <w:r>
-              <w:rPr>
-                <w:rFonts w:ascii="Times New Roman" w:hAnsi="Times New Roman" w:eastAsia="Times New Roman"/>
-                <w:color w:val="000000"/>
-                <w:sz w:val="26"/>
-              </w:rPr>
-              <w:t>4.99</w:t>
+              <w:t>14/09/2026 19:25:53</w:t>
+            </w:r>
+          </w:p>
+        </w:tc>
+        <w:tc>
+          <w:tcPr>
+            <w:tcW w:type="dxa" w:w="1440"/>
+          </w:tcPr>
+          <w:p>
+            <w:r>
+              <w:rPr>
+                <w:rFonts w:ascii="Times New Roman" w:hAnsi="Times New Roman" w:eastAsia="Times New Roman"/>
+                <w:color w:val="000000"/>
+                <w:sz w:val="26"/>
+              </w:rPr>
+              <w:t>4.93</w:t>
             </w:r>
           </w:p>
         </w:tc>
@@ -500,22 +500,22 @@
                 <w:color w:val="000000"/>
                 <w:sz w:val="26"/>
               </w:rPr>
-              <w:t>07/09/2026 18:59:19</w:t>
-            </w:r>
-          </w:p>
-        </w:tc>
-        <w:tc>
-          <w:tcPr>
-            <w:tcW w:type="dxa" w:w="1440"/>
-          </w:tcPr>
-          <w:p>
-            <w:r>
-              <w:rPr>
-                <w:rFonts w:ascii="Times New Roman" w:hAnsi="Times New Roman" w:eastAsia="Times New Roman"/>
-                <w:color w:val="000000"/>
-                <w:sz w:val="26"/>
-              </w:rPr>
-              <w:t>7.84</w:t>
+              <w:t>14/09/2026 19:26:04</w:t>
+            </w:r>
+          </w:p>
+        </w:tc>
+        <w:tc>
+          <w:tcPr>
+            <w:tcW w:type="dxa" w:w="1440"/>
+          </w:tcPr>
+          <w:p>
+            <w:r>
+              <w:rPr>
+                <w:rFonts w:ascii="Times New Roman" w:hAnsi="Times New Roman" w:eastAsia="Times New Roman"/>
+                <w:color w:val="000000"/>
+                <w:sz w:val="26"/>
+              </w:rPr>
+              <w:t>7.92</w:t>
             </w:r>
           </w:p>
         </w:tc>
@@ -590,22 +590,22 @@
                 <w:color w:val="000000"/>
                 <w:sz w:val="26"/>
               </w:rPr>
-              <w:t>07/09/2026 18:59:38</w:t>
-            </w:r>
-          </w:p>
-        </w:tc>
-        <w:tc>
-          <w:tcPr>
-            <w:tcW w:type="dxa" w:w="1440"/>
-          </w:tcPr>
-          <w:p>
-            <w:r>
-              <w:rPr>
-                <w:rFonts w:ascii="Times New Roman" w:hAnsi="Times New Roman" w:eastAsia="Times New Roman"/>
-                <w:color w:val="000000"/>
-                <w:sz w:val="26"/>
-              </w:rPr>
-              <w:t>14.99</w:t>
+              <w:t>14/09/2026 19:26:23</w:t>
+            </w:r>
+          </w:p>
+        </w:tc>
+        <w:tc>
+          <w:tcPr>
+            <w:tcW w:type="dxa" w:w="1440"/>
+          </w:tcPr>
+          <w:p>
+            <w:r>
+              <w:rPr>
+                <w:rFonts w:ascii="Times New Roman" w:hAnsi="Times New Roman" w:eastAsia="Times New Roman"/>
+                <w:color w:val="000000"/>
+                <w:sz w:val="26"/>
+              </w:rPr>
+              <w:t>15.47</w:t>
             </w:r>
           </w:p>
         </w:tc>
@@ -680,22 +680,22 @@
                 <w:color w:val="000000"/>
                 <w:sz w:val="26"/>
               </w:rPr>
-              <w:t>07/09/2026 18:59:52</w:t>
-            </w:r>
-          </w:p>
-        </w:tc>
-        <w:tc>
-          <w:tcPr>
-            <w:tcW w:type="dxa" w:w="1440"/>
-          </w:tcPr>
-          <w:p>
-            <w:r>
-              <w:rPr>
-                <w:rFonts w:ascii="Times New Roman" w:hAnsi="Times New Roman" w:eastAsia="Times New Roman"/>
-                <w:color w:val="000000"/>
-                <w:sz w:val="26"/>
-              </w:rPr>
-              <w:t>11.25</w:t>
+              <w:t>14/09/2026 19:26:37</w:t>
+            </w:r>
+          </w:p>
+        </w:tc>
+        <w:tc>
+          <w:tcPr>
+            <w:tcW w:type="dxa" w:w="1440"/>
+          </w:tcPr>
+          <w:p>
+            <w:r>
+              <w:rPr>
+                <w:rFonts w:ascii="Times New Roman" w:hAnsi="Times New Roman" w:eastAsia="Times New Roman"/>
+                <w:color w:val="000000"/>
+                <w:sz w:val="26"/>
+              </w:rPr>
+              <w:t>11.21</w:t>
             </w:r>
           </w:p>
         </w:tc>
@@ -770,22 +770,22 @@
                 <w:color w:val="000000"/>
                 <w:sz w:val="26"/>
               </w:rPr>
-              <w:t>07/09/2026 19:00:09</w:t>
-            </w:r>
-          </w:p>
-        </w:tc>
-        <w:tc>
-          <w:tcPr>
-            <w:tcW w:type="dxa" w:w="1440"/>
-          </w:tcPr>
-          <w:p>
-            <w:r>
-              <w:rPr>
-                <w:rFonts w:ascii="Times New Roman" w:hAnsi="Times New Roman" w:eastAsia="Times New Roman"/>
-                <w:color w:val="000000"/>
-                <w:sz w:val="26"/>
-              </w:rPr>
-              <w:t>14.03</w:t>
+              <w:t>14/09/2026 19:26:55</w:t>
+            </w:r>
+          </w:p>
+        </w:tc>
+        <w:tc>
+          <w:tcPr>
+            <w:tcW w:type="dxa" w:w="1440"/>
+          </w:tcPr>
+          <w:p>
+            <w:r>
+              <w:rPr>
+                <w:rFonts w:ascii="Times New Roman" w:hAnsi="Times New Roman" w:eastAsia="Times New Roman"/>
+                <w:color w:val="000000"/>
+                <w:sz w:val="26"/>
+              </w:rPr>
+              <w:t>14.13</w:t>
             </w:r>
           </w:p>
         </w:tc>
@@ -860,22 +860,22 @@
                 <w:color w:val="000000"/>
                 <w:sz w:val="26"/>
               </w:rPr>
-              <w:t>07/09/2026 19:00:24</w:t>
-            </w:r>
-          </w:p>
-        </w:tc>
-        <w:tc>
-          <w:tcPr>
-            <w:tcW w:type="dxa" w:w="1440"/>
-          </w:tcPr>
-          <w:p>
-            <w:r>
-              <w:rPr>
-                <w:rFonts w:ascii="Times New Roman" w:hAnsi="Times New Roman" w:eastAsia="Times New Roman"/>
-                <w:color w:val="000000"/>
-                <w:sz w:val="26"/>
-              </w:rPr>
-              <w:t>11.12</w:t>
+              <w:t>14/09/2026 19:27:09</w:t>
+            </w:r>
+          </w:p>
+        </w:tc>
+        <w:tc>
+          <w:tcPr>
+            <w:tcW w:type="dxa" w:w="1440"/>
+          </w:tcPr>
+          <w:p>
+            <w:r>
+              <w:rPr>
+                <w:rFonts w:ascii="Times New Roman" w:hAnsi="Times New Roman" w:eastAsia="Times New Roman"/>
+                <w:color w:val="000000"/>
+                <w:sz w:val="26"/>
+              </w:rPr>
+              <w:t>11.16</w:t>
             </w:r>
           </w:p>
         </w:tc>
@@ -950,22 +950,22 @@
                 <w:color w:val="000000"/>
                 <w:sz w:val="26"/>
               </w:rPr>
-              <w:t>07/09/2026 19:00:40</w:t>
-            </w:r>
-          </w:p>
-        </w:tc>
-        <w:tc>
-          <w:tcPr>
-            <w:tcW w:type="dxa" w:w="1440"/>
-          </w:tcPr>
-          <w:p>
-            <w:r>
-              <w:rPr>
-                <w:rFonts w:ascii="Times New Roman" w:hAnsi="Times New Roman" w:eastAsia="Times New Roman"/>
-                <w:color w:val="000000"/>
-                <w:sz w:val="26"/>
-              </w:rPr>
-              <w:t>12.60</w:t>
+              <w:t>14/09/2026 19:27:25</w:t>
+            </w:r>
+          </w:p>
+        </w:tc>
+        <w:tc>
+          <w:tcPr>
+            <w:tcW w:type="dxa" w:w="1440"/>
+          </w:tcPr>
+          <w:p>
+            <w:r>
+              <w:rPr>
+                <w:rFonts w:ascii="Times New Roman" w:hAnsi="Times New Roman" w:eastAsia="Times New Roman"/>
+                <w:color w:val="000000"/>
+                <w:sz w:val="26"/>
+              </w:rPr>
+              <w:t>12.64</w:t>
             </w:r>
           </w:p>
         </w:tc>
@@ -1040,22 +1040,22 @@
                 <w:color w:val="000000"/>
                 <w:sz w:val="26"/>
               </w:rPr>
-              <w:t>07/09/2026 19:00:48</w:t>
-            </w:r>
-          </w:p>
-        </w:tc>
-        <w:tc>
-          <w:tcPr>
-            <w:tcW w:type="dxa" w:w="1440"/>
-          </w:tcPr>
-          <w:p>
-            <w:r>
-              <w:rPr>
-                <w:rFonts w:ascii="Times New Roman" w:hAnsi="Times New Roman" w:eastAsia="Times New Roman"/>
-                <w:color w:val="000000"/>
-                <w:sz w:val="26"/>
-              </w:rPr>
-              <w:t>5.48</w:t>
+              <w:t>14/09/2026 19:27:34</w:t>
+            </w:r>
+          </w:p>
+        </w:tc>
+        <w:tc>
+          <w:tcPr>
+            <w:tcW w:type="dxa" w:w="1440"/>
+          </w:tcPr>
+          <w:p>
+            <w:r>
+              <w:rPr>
+                <w:rFonts w:ascii="Times New Roman" w:hAnsi="Times New Roman" w:eastAsia="Times New Roman"/>
+                <w:color w:val="000000"/>
+                <w:sz w:val="26"/>
+              </w:rPr>
+              <w:t>5.54</w:t>
             </w:r>
           </w:p>
         </w:tc>
@@ -1130,22 +1130,22 @@
                 <w:color w:val="000000"/>
                 <w:sz w:val="26"/>
               </w:rPr>
-              <w:t>07/09/2026 19:00:57</w:t>
-            </w:r>
-          </w:p>
-        </w:tc>
-        <w:tc>
-          <w:tcPr>
-            <w:tcW w:type="dxa" w:w="1440"/>
-          </w:tcPr>
-          <w:p>
-            <w:r>
-              <w:rPr>
-                <w:rFonts w:ascii="Times New Roman" w:hAnsi="Times New Roman" w:eastAsia="Times New Roman"/>
-                <w:color w:val="000000"/>
-                <w:sz w:val="26"/>
-              </w:rPr>
-              <w:t>5.66</w:t>
+              <w:t>14/09/2026 19:27:42</w:t>
+            </w:r>
+          </w:p>
+        </w:tc>
+        <w:tc>
+          <w:tcPr>
+            <w:tcW w:type="dxa" w:w="1440"/>
+          </w:tcPr>
+          <w:p>
+            <w:r>
+              <w:rPr>
+                <w:rFonts w:ascii="Times New Roman" w:hAnsi="Times New Roman" w:eastAsia="Times New Roman"/>
+                <w:color w:val="000000"/>
+                <w:sz w:val="26"/>
+              </w:rPr>
+              <w:t>5.65</w:t>
             </w:r>
           </w:p>
         </w:tc>
@@ -1220,22 +1220,22 @@
                 <w:color w:val="000000"/>
                 <w:sz w:val="26"/>
               </w:rPr>
-              <w:t>07/09/2026 19:01:16</w:t>
-            </w:r>
-          </w:p>
-        </w:tc>
-        <w:tc>
-          <w:tcPr>
-            <w:tcW w:type="dxa" w:w="1440"/>
-          </w:tcPr>
-          <w:p>
-            <w:r>
-              <w:rPr>
-                <w:rFonts w:ascii="Times New Roman" w:hAnsi="Times New Roman" w:eastAsia="Times New Roman"/>
-                <w:color w:val="000000"/>
-                <w:sz w:val="26"/>
-              </w:rPr>
-              <w:t>15.79</w:t>
+              <w:t>14/09/2026 19:28:01</w:t>
+            </w:r>
+          </w:p>
+        </w:tc>
+        <w:tc>
+          <w:tcPr>
+            <w:tcW w:type="dxa" w:w="1440"/>
+          </w:tcPr>
+          <w:p>
+            <w:r>
+              <w:rPr>
+                <w:rFonts w:ascii="Times New Roman" w:hAnsi="Times New Roman" w:eastAsia="Times New Roman"/>
+                <w:color w:val="000000"/>
+                <w:sz w:val="26"/>
+              </w:rPr>
+              <w:t>15.81</w:t>
             </w:r>
           </w:p>
         </w:tc>
@@ -1311,22 +1311,22 @@
                 <w:color w:val="000000"/>
                 <w:sz w:val="26"/>
               </w:rPr>
-              <w:t>07/09/2026 19:01:44</w:t>
-            </w:r>
-          </w:p>
-        </w:tc>
-        <w:tc>
-          <w:tcPr>
-            <w:tcW w:type="dxa" w:w="1440"/>
-          </w:tcPr>
-          <w:p>
-            <w:r>
-              <w:rPr>
-                <w:rFonts w:ascii="Times New Roman" w:hAnsi="Times New Roman" w:eastAsia="Times New Roman"/>
-                <w:color w:val="000000"/>
-                <w:sz w:val="26"/>
-              </w:rPr>
-              <w:t>24.60</w:t>
+              <w:t>14/09/2026 19:28:30</w:t>
+            </w:r>
+          </w:p>
+        </w:tc>
+        <w:tc>
+          <w:tcPr>
+            <w:tcW w:type="dxa" w:w="1440"/>
+          </w:tcPr>
+          <w:p>
+            <w:r>
+              <w:rPr>
+                <w:rFonts w:ascii="Times New Roman" w:hAnsi="Times New Roman" w:eastAsia="Times New Roman"/>
+                <w:color w:val="000000"/>
+                <w:sz w:val="26"/>
+              </w:rPr>
+              <w:t>24.87</w:t>
             </w:r>
           </w:p>
         </w:tc>
@@ -1537,7 +1537,7 @@
                 <w:color w:val="000000"/>
                 <w:sz w:val="26"/>
               </w:rPr>
-              <w:t>07/09/2026 18:59:05</w:t>
+              <w:t>14/09/2026 19:25:49</w:t>
             </w:r>
           </w:p>
         </w:tc>
@@ -1628,7 +1628,7 @@
                 <w:color w:val="000000"/>
                 <w:sz w:val="26"/>
               </w:rPr>
-              <w:t>07/09/2026 18:59:05</w:t>
+              <w:t>14/09/2026 19:25:49</w:t>
             </w:r>
           </w:p>
         </w:tc>
@@ -1719,7 +1719,7 @@
                 <w:color w:val="000000"/>
                 <w:sz w:val="26"/>
               </w:rPr>
-              <w:t>07/09/2026 18:59:08</w:t>
+              <w:t>14/09/2026 19:25:53</w:t>
             </w:r>
           </w:p>
         </w:tc>
@@ -1810,7 +1810,7 @@
                 <w:color w:val="000000"/>
                 <w:sz w:val="26"/>
               </w:rPr>
-              <w:t>07/09/2026 18:59:08</w:t>
+              <w:t>14/09/2026 19:25:53</w:t>
             </w:r>
           </w:p>
         </w:tc>
@@ -1902,7 +1902,7 @@
                 <w:color w:val="000000"/>
                 <w:sz w:val="26"/>
               </w:rPr>
-              <w:t>07/09/2026 18:59:08</w:t>
+              <w:t>14/09/2026 19:25:53</w:t>
             </w:r>
           </w:p>
         </w:tc>
@@ -1993,7 +1993,7 @@
                 <w:color w:val="000000"/>
                 <w:sz w:val="26"/>
               </w:rPr>
-              <w:t>07/09/2026 18:59:08</w:t>
+              <w:t>14/09/2026 19:25:53</w:t>
             </w:r>
           </w:p>
         </w:tc>
@@ -2085,7 +2085,7 @@
                 <w:color w:val="000000"/>
                 <w:sz w:val="26"/>
               </w:rPr>
-              <w:t>07/09/2026 18:59:08</w:t>
+              <w:t>14/09/2026 19:25:53</w:t>
             </w:r>
           </w:p>
         </w:tc>
@@ -2176,7 +2176,7 @@
                 <w:color w:val="000000"/>
                 <w:sz w:val="26"/>
               </w:rPr>
-              <w:t>07/09/2026 18:59:13</w:t>
+              <w:t>14/09/2026 19:25:58</w:t>
             </w:r>
           </w:p>
         </w:tc>
@@ -2267,7 +2267,7 @@
                 <w:color w:val="000000"/>
                 <w:sz w:val="26"/>
               </w:rPr>
-              <w:t>07/09/2026 18:59:16</w:t>
+              <w:t>14/09/2026 19:26:01</w:t>
             </w:r>
           </w:p>
         </w:tc>
@@ -2358,7 +2358,7 @@
                 <w:color w:val="000000"/>
                 <w:sz w:val="26"/>
               </w:rPr>
-              <w:t>07/09/2026 18:59:19</w:t>
+              <w:t>14/09/2026 19:26:04</w:t>
             </w:r>
           </w:p>
         </w:tc>
@@ -2449,7 +2449,7 @@
                 <w:color w:val="000000"/>
                 <w:sz w:val="26"/>
               </w:rPr>
-              <w:t>07/09/2026 18:59:19</w:t>
+              <w:t>14/09/2026 19:26:04</w:t>
             </w:r>
           </w:p>
         </w:tc>
@@ -2541,7 +2541,7 @@
                 <w:color w:val="000000"/>
                 <w:sz w:val="26"/>
               </w:rPr>
-              <w:t>07/09/2026 18:59:19</w:t>
+              <w:t>14/09/2026 19:26:04</w:t>
             </w:r>
           </w:p>
         </w:tc>
@@ -2633,7 +2633,7 @@
                 <w:color w:val="000000"/>
                 <w:sz w:val="26"/>
               </w:rPr>
-              <w:t>07/09/2026 18:59:19</w:t>
+              <w:t>14/09/2026 19:26:04</w:t>
             </w:r>
           </w:p>
         </w:tc>
@@ -2725,7 +2725,7 @@
                 <w:color w:val="000000"/>
                 <w:sz w:val="26"/>
               </w:rPr>
-              <w:t>07/09/2026 18:59:19</w:t>
+              <w:t>14/09/2026 19:26:04</w:t>
             </w:r>
           </w:p>
         </w:tc>
@@ -2816,7 +2816,7 @@
                 <w:color w:val="000000"/>
                 <w:sz w:val="26"/>
               </w:rPr>
-              <w:t>07/09/2026 18:59:24</w:t>
+              <w:t>14/09/2026 19:26:09</w:t>
             </w:r>
           </w:p>
         </w:tc>
@@ -2907,7 +2907,7 @@
                 <w:color w:val="000000"/>
                 <w:sz w:val="26"/>
               </w:rPr>
-              <w:t>07/09/2026 18:59:27</w:t>
+              <w:t>14/09/2026 19:26:12</w:t>
             </w:r>
           </w:p>
         </w:tc>
@@ -2998,7 +2998,7 @@
                 <w:color w:val="000000"/>
                 <w:sz w:val="26"/>
               </w:rPr>
-              <w:t>07/09/2026 18:59:31</w:t>
+              <w:t>14/09/2026 19:26:15</w:t>
             </w:r>
           </w:p>
         </w:tc>
@@ -3090,7 +3090,7 @@
                 <w:color w:val="000000"/>
                 <w:sz w:val="26"/>
               </w:rPr>
-              <w:t>07/09/2026 18:59:31</w:t>
+              <w:t>14/09/2026 19:26:15</w:t>
             </w:r>
           </w:p>
         </w:tc>
@@ -3181,7 +3181,7 @@
                 <w:color w:val="000000"/>
                 <w:sz w:val="26"/>
               </w:rPr>
-              <w:t>07/09/2026 18:59:31</w:t>
+              <w:t>14/09/2026 19:26:15</w:t>
             </w:r>
           </w:p>
         </w:tc>
@@ -3272,7 +3272,7 @@
                 <w:color w:val="000000"/>
                 <w:sz w:val="26"/>
               </w:rPr>
-              <w:t>07/09/2026 18:59:31</w:t>
+              <w:t>14/09/2026 19:26:15</w:t>
             </w:r>
           </w:p>
         </w:tc>
@@ -3363,7 +3363,7 @@
                 <w:color w:val="000000"/>
                 <w:sz w:val="26"/>
               </w:rPr>
-              <w:t>07/09/2026 18:59:31</w:t>
+              <w:t>14/09/2026 19:26:16</w:t>
             </w:r>
           </w:p>
         </w:tc>
@@ -3454,7 +3454,7 @@
                 <w:color w:val="000000"/>
                 <w:sz w:val="26"/>
               </w:rPr>
-              <w:t>07/09/2026 18:59:34</w:t>
+              <w:t>14/09/2026 19:26:20</w:t>
             </w:r>
           </w:p>
         </w:tc>
@@ -3545,7 +3545,7 @@
                 <w:color w:val="000000"/>
                 <w:sz w:val="26"/>
               </w:rPr>
-              <w:t>07/09/2026 18:59:38</w:t>
+              <w:t>14/09/2026 19:26:23</w:t>
             </w:r>
           </w:p>
         </w:tc>
@@ -3636,7 +3636,7 @@
                 <w:color w:val="000000"/>
                 <w:sz w:val="26"/>
               </w:rPr>
-              <w:t>07/09/2026 18:59:38</w:t>
+              <w:t>14/09/2026 19:26:23</w:t>
             </w:r>
           </w:p>
         </w:tc>
@@ -3728,7 +3728,7 @@
                 <w:color w:val="000000"/>
                 <w:sz w:val="26"/>
               </w:rPr>
-              <w:t>07/09/2026 18:59:42</w:t>
+              <w:t>14/09/2026 19:26:27</w:t>
             </w:r>
           </w:p>
         </w:tc>
@@ -3819,7 +3819,7 @@
                 <w:color w:val="000000"/>
                 <w:sz w:val="26"/>
               </w:rPr>
-              <w:t>07/09/2026 18:59:46</w:t>
+              <w:t>14/09/2026 19:26:31</w:t>
             </w:r>
           </w:p>
         </w:tc>
@@ -3910,7 +3910,7 @@
                 <w:color w:val="000000"/>
                 <w:sz w:val="26"/>
               </w:rPr>
-              <w:t>07/09/2026 18:59:49</w:t>
+              <w:t>14/09/2026 19:26:34</w:t>
             </w:r>
           </w:p>
         </w:tc>
@@ -4001,7 +4001,7 @@
                 <w:color w:val="000000"/>
                 <w:sz w:val="26"/>
               </w:rPr>
-              <w:t>07/09/2026 18:59:52</w:t>
+              <w:t>14/09/2026 19:26:37</w:t>
             </w:r>
           </w:p>
         </w:tc>
@@ -4092,7 +4092,7 @@
                 <w:color w:val="000000"/>
                 <w:sz w:val="26"/>
               </w:rPr>
-              <w:t>07/09/2026 18:59:52</w:t>
+              <w:t>14/09/2026 19:26:37</w:t>
             </w:r>
           </w:p>
         </w:tc>
@@ -4184,7 +4184,7 @@
                 <w:color w:val="000000"/>
                 <w:sz w:val="26"/>
               </w:rPr>
-              <w:t>07/09/2026 18:59:52</w:t>
+              <w:t>14/09/2026 19:26:37</w:t>
             </w:r>
           </w:p>
         </w:tc>
@@ -4276,7 +4276,7 @@
                 <w:color w:val="000000"/>
                 <w:sz w:val="26"/>
               </w:rPr>
-              <w:t>07/09/2026 18:59:57</w:t>
+              <w:t>14/09/2026 19:26:42</w:t>
             </w:r>
           </w:p>
         </w:tc>
@@ -4367,7 +4367,7 @@
                 <w:color w:val="000000"/>
                 <w:sz w:val="26"/>
               </w:rPr>
-              <w:t>07/09/2026 19:00:00</w:t>
+              <w:t>14/09/2026 19:26:45</w:t>
             </w:r>
           </w:p>
         </w:tc>
@@ -4458,7 +4458,7 @@
                 <w:color w:val="000000"/>
                 <w:sz w:val="26"/>
               </w:rPr>
-              <w:t>07/09/2026 19:00:03</w:t>
+              <w:t>14/09/2026 19:26:48</w:t>
             </w:r>
           </w:p>
         </w:tc>
@@ -4549,7 +4549,7 @@
                 <w:color w:val="000000"/>
                 <w:sz w:val="26"/>
               </w:rPr>
-              <w:t>07/09/2026 19:00:03</w:t>
+              <w:t>14/09/2026 19:26:48</w:t>
             </w:r>
           </w:p>
         </w:tc>
@@ -4640,7 +4640,7 @@
                 <w:color w:val="000000"/>
                 <w:sz w:val="26"/>
               </w:rPr>
-              <w:t>07/09/2026 19:00:06</w:t>
+              <w:t>14/09/2026 19:26:51</w:t>
             </w:r>
           </w:p>
         </w:tc>
@@ -4731,7 +4731,7 @@
                 <w:color w:val="000000"/>
                 <w:sz w:val="26"/>
               </w:rPr>
-              <w:t>07/09/2026 19:00:09</w:t>
+              <w:t>14/09/2026 19:26:55</w:t>
             </w:r>
           </w:p>
         </w:tc>
@@ -4823,7 +4823,7 @@
                 <w:color w:val="000000"/>
                 <w:sz w:val="26"/>
               </w:rPr>
-              <w:t>07/09/2026 19:00:09</w:t>
+              <w:t>14/09/2026 19:26:55</w:t>
             </w:r>
           </w:p>
         </w:tc>
@@ -4914,7 +4914,7 @@
                 <w:color w:val="000000"/>
                 <w:sz w:val="26"/>
               </w:rPr>
-              <w:t>07/09/2026 19:00:09</w:t>
+              <w:t>14/09/2026 19:26:55</w:t>
             </w:r>
           </w:p>
         </w:tc>
@@ -5005,7 +5005,7 @@
                 <w:color w:val="000000"/>
                 <w:sz w:val="26"/>
               </w:rPr>
-              <w:t>07/09/2026 19:00:14</w:t>
+              <w:t>14/09/2026 19:26:59</w:t>
             </w:r>
           </w:p>
         </w:tc>
@@ -5096,7 +5096,7 @@
                 <w:color w:val="000000"/>
                 <w:sz w:val="26"/>
               </w:rPr>
-              <w:t>07/09/2026 19:00:17</w:t>
+              <w:t>14/09/2026 19:27:03</w:t>
             </w:r>
           </w:p>
         </w:tc>
@@ -5187,7 +5187,7 @@
                 <w:color w:val="000000"/>
                 <w:sz w:val="26"/>
               </w:rPr>
-              <w:t>07/09/2026 19:00:20</w:t>
+              <w:t>14/09/2026 19:27:06</w:t>
             </w:r>
           </w:p>
         </w:tc>
@@ -5278,7 +5278,7 @@
                 <w:color w:val="000000"/>
                 <w:sz w:val="26"/>
               </w:rPr>
-              <w:t>07/09/2026 19:00:21</w:t>
+              <w:t>14/09/2026 19:27:06</w:t>
             </w:r>
           </w:p>
         </w:tc>
@@ -5369,7 +5369,7 @@
                 <w:color w:val="000000"/>
                 <w:sz w:val="26"/>
               </w:rPr>
-              <w:t>07/09/2026 19:00:24</w:t>
+              <w:t>14/09/2026 19:27:09</w:t>
             </w:r>
           </w:p>
         </w:tc>
@@ -5460,7 +5460,7 @@
                 <w:color w:val="000000"/>
                 <w:sz w:val="26"/>
               </w:rPr>
-              <w:t>07/09/2026 19:00:24</w:t>
+              <w:t>14/09/2026 19:27:09</w:t>
             </w:r>
           </w:p>
         </w:tc>
@@ -5552,7 +5552,7 @@
                 <w:color w:val="000000"/>
                 <w:sz w:val="26"/>
               </w:rPr>
-              <w:t>07/09/2026 19:00:24</w:t>
+              <w:t>14/09/2026 19:27:09</w:t>
             </w:r>
           </w:p>
         </w:tc>
@@ -5643,7 +5643,7 @@
                 <w:color w:val="000000"/>
                 <w:sz w:val="26"/>
               </w:rPr>
-              <w:t>07/09/2026 19:00:24</w:t>
+              <w:t>14/09/2026 19:27:09</w:t>
             </w:r>
           </w:p>
         </w:tc>
@@ -5734,7 +5734,7 @@
                 <w:color w:val="000000"/>
                 <w:sz w:val="26"/>
               </w:rPr>
-              <w:t>07/09/2026 19:00:28</w:t>
+              <w:t>14/09/2026 19:27:14</w:t>
             </w:r>
           </w:p>
         </w:tc>
@@ -5825,7 +5825,7 @@
                 <w:color w:val="000000"/>
                 <w:sz w:val="26"/>
               </w:rPr>
-              <w:t>07/09/2026 19:00:28</w:t>
+              <w:t>14/09/2026 19:27:14</w:t>
             </w:r>
           </w:p>
         </w:tc>
@@ -5916,7 +5916,7 @@
                 <w:color w:val="000000"/>
                 <w:sz w:val="26"/>
               </w:rPr>
-              <w:t>07/09/2026 19:00:32</w:t>
+              <w:t>14/09/2026 19:27:17</w:t>
             </w:r>
           </w:p>
         </w:tc>
@@ -6007,7 +6007,7 @@
                 <w:color w:val="000000"/>
                 <w:sz w:val="26"/>
               </w:rPr>
-              <w:t>07/09/2026 19:00:32</w:t>
+              <w:t>14/09/2026 19:27:17</w:t>
             </w:r>
           </w:p>
         </w:tc>
@@ -6098,7 +6098,7 @@
                 <w:color w:val="000000"/>
                 <w:sz w:val="26"/>
               </w:rPr>
-              <w:t>07/09/2026 19:00:32</w:t>
+              <w:t>14/09/2026 19:27:18</w:t>
             </w:r>
           </w:p>
         </w:tc>
@@ -6128,7 +6128,7 @@
                 <w:color w:val="000000"/>
                 <w:sz w:val="26"/>
               </w:rPr>
-              <w:t>Drug name: Selenium Drug Valid 1788782427</w:t>
+              <w:t>Drug name: Selenium Drug Valid 1789388832</w:t>
             </w:r>
           </w:p>
         </w:tc>
@@ -6190,7 +6190,7 @@
                 <w:color w:val="000000"/>
                 <w:sz w:val="26"/>
               </w:rPr>
-              <w:t>07/09/2026 19:00:32</w:t>
+              <w:t>14/09/2026 19:27:18</w:t>
             </w:r>
           </w:p>
         </w:tc>
@@ -6281,7 +6281,7 @@
                 <w:color w:val="000000"/>
                 <w:sz w:val="26"/>
               </w:rPr>
-              <w:t>07/09/2026 19:00:33</w:t>
+              <w:t>14/09/2026 19:27:18</w:t>
             </w:r>
           </w:p>
         </w:tc>
@@ -6372,7 +6372,7 @@
                 <w:color w:val="000000"/>
                 <w:sz w:val="26"/>
               </w:rPr>
-              <w:t>07/09/2026 19:00:36</w:t>
+              <w:t>14/09/2026 19:27:21</w:t>
             </w:r>
           </w:p>
         </w:tc>
@@ -6463,22 +6463,22 @@
                 <w:color w:val="000000"/>
                 <w:sz w:val="26"/>
               </w:rPr>
-              <w:t>07/09/2026 19:00:39</w:t>
-            </w:r>
-          </w:p>
-        </w:tc>
-        <w:tc>
-          <w:tcPr>
-            <w:tcW w:type="dxa" w:w="1440"/>
-          </w:tcPr>
-          <w:p>
-            <w:r>
-              <w:rPr>
-                <w:rFonts w:ascii="Times New Roman" w:hAnsi="Times New Roman" w:eastAsia="Times New Roman"/>
-                <w:color w:val="000000"/>
-                <w:sz w:val="26"/>
-              </w:rPr>
-              <w:t>Tìm kiếm thuốc vừa thêm: Selenium Drug Valid 1788782427</w:t>
+              <w:t>14/09/2026 19:27:25</w:t>
+            </w:r>
+          </w:p>
+        </w:tc>
+        <w:tc>
+          <w:tcPr>
+            <w:tcW w:type="dxa" w:w="1440"/>
+          </w:tcPr>
+          <w:p>
+            <w:r>
+              <w:rPr>
+                <w:rFonts w:ascii="Times New Roman" w:hAnsi="Times New Roman" w:eastAsia="Times New Roman"/>
+                <w:color w:val="000000"/>
+                <w:sz w:val="26"/>
+              </w:rPr>
+              <w:t>Tìm kiếm thuốc vừa thêm: Selenium Drug Valid 1789388832</w:t>
             </w:r>
           </w:p>
         </w:tc>
@@ -6554,7 +6554,7 @@
                 <w:color w:val="000000"/>
                 <w:sz w:val="26"/>
               </w:rPr>
-              <w:t>07/09/2026 19:00:40</w:t>
+              <w:t>14/09/2026 19:27:25</w:t>
             </w:r>
           </w:p>
         </w:tc>
@@ -6584,7 +6584,7 @@
                 <w:color w:val="000000"/>
                 <w:sz w:val="26"/>
               </w:rPr>
-              <w:t>{'name': 'Selenium Drug Valid 1788782427\nViên nén', 'category': 'Vitamin và khoáng chất', 'price': '12.000đ', 'stock': '107', 'production_date': '20/8/2026', 'expiry_date': '20/8/2027', 'status': 'Còn hạn'}</w:t>
+              <w:t>{'name': 'Selenium Drug Valid 1789388832\nViên nén', 'category': 'Vitamin và khoáng chất', 'price': '12.000đ', 'stock': '107', 'production_date': '20/8/2026', 'expiry_date': '20/8/2027', 'status': 'Còn hạn'}</w:t>
             </w:r>
           </w:p>
         </w:tc>
@@ -6646,7 +6646,7 @@
                 <w:color w:val="000000"/>
                 <w:sz w:val="26"/>
               </w:rPr>
-              <w:t>07/09/2026 19:00:44</w:t>
+              <w:t>14/09/2026 19:27:29</w:t>
             </w:r>
           </w:p>
         </w:tc>
@@ -6737,7 +6737,7 @@
                 <w:color w:val="000000"/>
                 <w:sz w:val="26"/>
               </w:rPr>
-              <w:t>07/09/2026 19:00:44</w:t>
+              <w:t>14/09/2026 19:27:30</w:t>
             </w:r>
           </w:p>
         </w:tc>
@@ -6828,7 +6828,7 @@
                 <w:color w:val="000000"/>
                 <w:sz w:val="26"/>
               </w:rPr>
-              <w:t>07/09/2026 19:00:48</w:t>
+              <w:t>14/09/2026 19:27:33</w:t>
             </w:r>
           </w:p>
         </w:tc>
@@ -6919,7 +6919,7 @@
                 <w:color w:val="000000"/>
                 <w:sz w:val="26"/>
               </w:rPr>
-              <w:t>07/09/2026 19:00:48</w:t>
+              <w:t>14/09/2026 19:27:33</w:t>
             </w:r>
           </w:p>
         </w:tc>
@@ -7010,7 +7010,7 @@
                 <w:color w:val="000000"/>
                 <w:sz w:val="26"/>
               </w:rPr>
-              <w:t>07/09/2026 19:00:48</w:t>
+              <w:t>14/09/2026 19:27:34</w:t>
             </w:r>
           </w:p>
         </w:tc>
@@ -7101,7 +7101,7 @@
                 <w:color w:val="000000"/>
                 <w:sz w:val="26"/>
               </w:rPr>
-              <w:t>07/09/2026 19:00:48</w:t>
+              <w:t>14/09/2026 19:27:34</w:t>
             </w:r>
           </w:p>
         </w:tc>
@@ -7192,7 +7192,7 @@
                 <w:color w:val="000000"/>
                 <w:sz w:val="26"/>
               </w:rPr>
-              <w:t>07/09/2026 19:00:48</w:t>
+              <w:t>14/09/2026 19:27:34</w:t>
             </w:r>
           </w:p>
         </w:tc>
@@ -7283,7 +7283,7 @@
                 <w:color w:val="000000"/>
                 <w:sz w:val="26"/>
               </w:rPr>
-              <w:t>07/09/2026 19:00:48</w:t>
+              <w:t>14/09/2026 19:27:34</w:t>
             </w:r>
           </w:p>
         </w:tc>
@@ -7375,7 +7375,7 @@
                 <w:color w:val="000000"/>
                 <w:sz w:val="26"/>
               </w:rPr>
-              <w:t>07/09/2026 19:00:48</w:t>
+              <w:t>14/09/2026 19:27:34</w:t>
             </w:r>
           </w:p>
         </w:tc>
@@ -7466,7 +7466,7 @@
                 <w:color w:val="000000"/>
                 <w:sz w:val="26"/>
               </w:rPr>
-              <w:t>07/09/2026 19:00:53</w:t>
+              <w:t>14/09/2026 19:27:38</w:t>
             </w:r>
           </w:p>
         </w:tc>
@@ -7557,7 +7557,7 @@
                 <w:color w:val="000000"/>
                 <w:sz w:val="26"/>
               </w:rPr>
-              <w:t>07/09/2026 19:00:53</w:t>
+              <w:t>14/09/2026 19:27:38</w:t>
             </w:r>
           </w:p>
         </w:tc>
@@ -7648,7 +7648,7 @@
                 <w:color w:val="000000"/>
                 <w:sz w:val="26"/>
               </w:rPr>
-              <w:t>07/09/2026 19:00:56</w:t>
+              <w:t>14/09/2026 19:27:42</w:t>
             </w:r>
           </w:p>
         </w:tc>
@@ -7739,7 +7739,7 @@
                 <w:color w:val="000000"/>
                 <w:sz w:val="26"/>
               </w:rPr>
-              <w:t>07/09/2026 19:00:56</w:t>
+              <w:t>14/09/2026 19:27:42</w:t>
             </w:r>
           </w:p>
         </w:tc>
@@ -7830,7 +7830,7 @@
                 <w:color w:val="000000"/>
                 <w:sz w:val="26"/>
               </w:rPr>
-              <w:t>07/09/2026 19:00:57</w:t>
+              <w:t>14/09/2026 19:27:42</w:t>
             </w:r>
           </w:p>
         </w:tc>
@@ -7860,7 +7860,7 @@
                 <w:color w:val="000000"/>
                 <w:sz w:val="26"/>
               </w:rPr>
-              <w:t>Drug name: Selenium Drug Negative 1788782452</w:t>
+              <w:t>Drug name: Selenium Drug Negative 1789388857</w:t>
             </w:r>
           </w:p>
         </w:tc>
@@ -7922,7 +7922,7 @@
                 <w:color w:val="000000"/>
                 <w:sz w:val="26"/>
               </w:rPr>
-              <w:t>07/09/2026 19:00:57</w:t>
+              <w:t>14/09/2026 19:27:42</w:t>
             </w:r>
           </w:p>
         </w:tc>
@@ -8013,7 +8013,7 @@
                 <w:color w:val="000000"/>
                 <w:sz w:val="26"/>
               </w:rPr>
-              <w:t>07/09/2026 19:00:57</w:t>
+              <w:t>14/09/2026 19:27:42</w:t>
             </w:r>
           </w:p>
         </w:tc>
@@ -8104,7 +8104,7 @@
                 <w:color w:val="000000"/>
                 <w:sz w:val="26"/>
               </w:rPr>
-              <w:t>07/09/2026 19:00:57</w:t>
+              <w:t>14/09/2026 19:27:42</w:t>
             </w:r>
           </w:p>
         </w:tc>
@@ -8195,7 +8195,7 @@
                 <w:color w:val="000000"/>
                 <w:sz w:val="26"/>
               </w:rPr>
-              <w:t>07/09/2026 19:00:57</w:t>
+              <w:t>14/09/2026 19:27:42</w:t>
             </w:r>
           </w:p>
         </w:tc>
@@ -8286,7 +8286,7 @@
                 <w:color w:val="000000"/>
                 <w:sz w:val="26"/>
               </w:rPr>
-              <w:t>07/09/2026 19:00:57</w:t>
+              <w:t>14/09/2026 19:27:42</w:t>
             </w:r>
           </w:p>
         </w:tc>
@@ -8378,7 +8378,7 @@
                 <w:color w:val="000000"/>
                 <w:sz w:val="26"/>
               </w:rPr>
-              <w:t>07/09/2026 19:00:57</w:t>
+              <w:t>14/09/2026 19:27:42</w:t>
             </w:r>
           </w:p>
         </w:tc>
@@ -8469,7 +8469,7 @@
                 <w:color w:val="000000"/>
                 <w:sz w:val="26"/>
               </w:rPr>
-              <w:t>07/09/2026 19:01:02</w:t>
+              <w:t>14/09/2026 19:27:47</w:t>
             </w:r>
           </w:p>
         </w:tc>
@@ -8560,7 +8560,7 @@
                 <w:color w:val="000000"/>
                 <w:sz w:val="26"/>
               </w:rPr>
-              <w:t>07/09/2026 19:01:02</w:t>
+              <w:t>14/09/2026 19:27:47</w:t>
             </w:r>
           </w:p>
         </w:tc>
@@ -8651,7 +8651,7 @@
                 <w:color w:val="000000"/>
                 <w:sz w:val="26"/>
               </w:rPr>
-              <w:t>07/09/2026 19:01:05</w:t>
+              <w:t>14/09/2026 19:27:50</w:t>
             </w:r>
           </w:p>
         </w:tc>
@@ -8742,7 +8742,7 @@
                 <w:color w:val="000000"/>
                 <w:sz w:val="26"/>
               </w:rPr>
-              <w:t>07/09/2026 19:01:05</w:t>
+              <w:t>14/09/2026 19:27:51</w:t>
             </w:r>
           </w:p>
         </w:tc>
@@ -8833,7 +8833,7 @@
                 <w:color w:val="000000"/>
                 <w:sz w:val="26"/>
               </w:rPr>
-              <w:t>07/09/2026 19:01:06</w:t>
+              <w:t>14/09/2026 19:27:51</w:t>
             </w:r>
           </w:p>
         </w:tc>
@@ -8863,7 +8863,7 @@
                 <w:color w:val="000000"/>
                 <w:sz w:val="26"/>
               </w:rPr>
-              <w:t>Drug name: Selenium Drug Invalid Date 1788782460</w:t>
+              <w:t>Drug name: Selenium Drug Invalid Date 1789388866</w:t>
             </w:r>
           </w:p>
         </w:tc>
@@ -8925,7 +8925,7 @@
                 <w:color w:val="000000"/>
                 <w:sz w:val="26"/>
               </w:rPr>
-              <w:t>07/09/2026 19:01:06</w:t>
+              <w:t>14/09/2026 19:27:51</w:t>
             </w:r>
           </w:p>
         </w:tc>
@@ -9016,7 +9016,7 @@
                 <w:color w:val="000000"/>
                 <w:sz w:val="26"/>
               </w:rPr>
-              <w:t>07/09/2026 19:01:06</w:t>
+              <w:t>14/09/2026 19:27:51</w:t>
             </w:r>
           </w:p>
         </w:tc>
@@ -9107,7 +9107,7 @@
                 <w:color w:val="000000"/>
                 <w:sz w:val="26"/>
               </w:rPr>
-              <w:t>07/09/2026 19:01:06</w:t>
+              <w:t>14/09/2026 19:27:51</w:t>
             </w:r>
           </w:p>
         </w:tc>
@@ -9198,7 +9198,7 @@
                 <w:color w:val="000000"/>
                 <w:sz w:val="26"/>
               </w:rPr>
-              <w:t>07/09/2026 19:01:06</w:t>
+              <w:t>14/09/2026 19:27:52</w:t>
             </w:r>
           </w:p>
         </w:tc>
@@ -9290,7 +9290,7 @@
                 <w:color w:val="000000"/>
                 <w:sz w:val="26"/>
               </w:rPr>
-              <w:t>07/09/2026 19:01:06</w:t>
+              <w:t>14/09/2026 19:27:52</w:t>
             </w:r>
           </w:p>
         </w:tc>
@@ -9382,7 +9382,7 @@
                 <w:color w:val="000000"/>
                 <w:sz w:val="26"/>
               </w:rPr>
-              <w:t>07/09/2026 19:01:16</w:t>
+              <w:t>14/09/2026 19:28:01</w:t>
             </w:r>
           </w:p>
         </w:tc>
@@ -9474,7 +9474,7 @@
                 <w:color w:val="000000"/>
                 <w:sz w:val="26"/>
               </w:rPr>
-              <w:t>07/09/2026 19:01:25</w:t>
+              <w:t>14/09/2026 19:28:11</w:t>
             </w:r>
           </w:p>
         </w:tc>
@@ -9565,7 +9565,7 @@
                 <w:color w:val="000000"/>
                 <w:sz w:val="26"/>
               </w:rPr>
-              <w:t>07/09/2026 19:01:25</w:t>
+              <w:t>14/09/2026 19:28:11</w:t>
             </w:r>
           </w:p>
         </w:tc>
@@ -9656,7 +9656,7 @@
                 <w:color w:val="000000"/>
                 <w:sz w:val="26"/>
               </w:rPr>
-              <w:t>07/09/2026 19:01:28</w:t>
+              <w:t>14/09/2026 19:28:14</w:t>
             </w:r>
           </w:p>
         </w:tc>
@@ -9747,7 +9747,7 @@
                 <w:color w:val="000000"/>
                 <w:sz w:val="26"/>
               </w:rPr>
-              <w:t>07/09/2026 19:01:32</w:t>
+              <w:t>14/09/2026 19:28:17</w:t>
             </w:r>
           </w:p>
         </w:tc>
@@ -9777,7 +9777,7 @@
                 <w:color w:val="000000"/>
                 <w:sz w:val="26"/>
               </w:rPr>
-              <w:t>Drug: Selenium Drug Delete 1788782479</w:t>
+              <w:t>Drug: Selenium Drug Delete 1789388885</w:t>
             </w:r>
           </w:p>
         </w:tc>
@@ -9839,7 +9839,7 @@
                 <w:color w:val="000000"/>
                 <w:sz w:val="26"/>
               </w:rPr>
-              <w:t>07/09/2026 19:01:32</w:t>
+              <w:t>14/09/2026 19:28:17</w:t>
             </w:r>
           </w:p>
         </w:tc>
@@ -9930,7 +9930,7 @@
                 <w:color w:val="000000"/>
                 <w:sz w:val="26"/>
               </w:rPr>
-              <w:t>07/09/2026 19:01:35</w:t>
+              <w:t>14/09/2026 19:28:20</w:t>
             </w:r>
           </w:p>
         </w:tc>
@@ -10021,7 +10021,7 @@
                 <w:color w:val="000000"/>
                 <w:sz w:val="26"/>
               </w:rPr>
-              <w:t>07/09/2026 19:01:38</w:t>
+              <w:t>14/09/2026 19:28:23</w:t>
             </w:r>
           </w:p>
         </w:tc>
@@ -10112,7 +10112,7 @@
                 <w:color w:val="000000"/>
                 <w:sz w:val="26"/>
               </w:rPr>
-              <w:t>07/09/2026 19:01:41</w:t>
+              <w:t>14/09/2026 19:28:27</w:t>
             </w:r>
           </w:p>
         </w:tc>
@@ -10203,7 +10203,7 @@
                 <w:color w:val="000000"/>
                 <w:sz w:val="26"/>
               </w:rPr>
-              <w:t>07/09/2026 19:01:44</w:t>
+              <w:t>14/09/2026 19:28:30</w:t>
             </w:r>
           </w:p>
         </w:tc>
